--- a/data/outputs/v2/Core_Mathematics/SS1.2_Indices_and_Logarithms/Core_Mathematics_Indices_and_Logarithms_FinalExplanation_TeacherKey.docx
+++ b/data/outputs/v2/Core_Mathematics/SS1.2_Indices_and_Logarithms/Core_Mathematics_Indices_and_Logarithms_FinalExplanation_TeacherKey.docx
@@ -732,7 +732,7 @@
                 <w:sz w:val="18"/>
                 <w:szCs w:val="18"/>
               </w:rPr>
-              <w:t xml:space="preserve">(a) Write a = 10^p and b = 10^q, so that log a = p and log b = q. Then a × b = 10^p × 10^q = 10^(p+q) by the product rule for indices. By the definition of a logarithm, log(ab) = p + q = log a + log b. In the same way, 10^p ÷ 10^q = 10^(p−q), so log(a/b) = log a − log b. Logarithms are exponents of 10, and multiplying powers of 10 adds the exponents. (b) Step 1: find the logs: log 8 = 0.9031 and log 1,024 = 3.0103. Step 2: add them: 0.9031 + 3.0103 = 3.9134. Step 3: find the antilog of 3.9134. The characteristic 3 means the answer has 4 digits before the decimal point, and the mantissa 0.9134 gives 8.19 from the antilog table, so the total is about 8,190 grams. Since 2¹³ = 8,192, the answer agrees to four figures, with the small difference due to rounding in the four-figure table. (c) Long multiplication requires many digit-by-digit multiplications and carrying, which is slow and error-prone. The table has already done the hard work of converting numbers into exponents, so the farmer only has to look up two values, do one addition of small decimals, and look up one antilog. Converting multiplication into addition means a six-digit multiplication takes about two minutes without a calculator.</w:t>
+              <w:t xml:space="preserve">(a) Write a = 10^p and b = 10^q, so that log a = p and log b = q. Then a × b = 10^p × 10^q = 10^(p+q) by the product rule for indices. By the definition of a logarithm, log(ab) = p + q = log a + log b. In the same way, 10^p ÷ 10^q = 10^(p−q), so log(a/b) = log a − log b. Logarithms are exponents of 10, and multiplying powers of 10 adds the exponents. (b) Step 1: find the logs: log 8 = 0.9031 and log 1,024 = 3.0103. Step 2: add them: 0.9031 + 3.0103 = 3.9134. Step 3: find the antilog of 3.9134. The characteristic 3 means the answer has 4 digits before the decimal point, and the mantissa 0.9134 gives 8.19 from the antilog table, so the total is about 8,190 grams. Since 2¹³ = 8,192, the answer agrees to four figures, with the small difference due to rounding in the four-figure table. (c) Long multiplication requires many digit-by-digit multiplications and carrying, which is slow and error-prone. The table has already done the hard work of converting numbers into exponents, so the farmer only has to look up two values, do one addition of small decimals, and look up one antilog. Converting multiplication into addition means a long multiplication takes about two minutes without a calculator.</w:t>
             </w:r>
           </w:p>
         </w:tc>
@@ -1696,7 +1696,7 @@
         </w:rPr>
         <w:t xml:space="preserve">© 2026 SeaVuria and ARES. This work is licensed under a </w:t>
       </w:r>
-      <w:hyperlink w:history="1" r:id="rIdb53eydvjzoeuzhig4lwo4">
+      <w:hyperlink w:history="1" r:id="rIdei4_qbwqvbrtb79ea_dvy">
         <w:r>
           <w:rPr>
             <w:rFonts w:ascii="Arial" w:cs="Arial" w:eastAsia="Arial" w:hAnsi="Arial"/>
@@ -1716,7 +1716,7 @@
         </w:rPr>
         <w:t xml:space="preserve"> (</w:t>
       </w:r>
-      <w:hyperlink w:history="1" r:id="rIdjxyxmre_8mvt3l4rgjaem">
+      <w:hyperlink w:history="1" r:id="rIdduauscuox7rsfbuedbkw8">
         <w:r>
           <w:rPr>
             <w:rFonts w:ascii="Arial" w:cs="Arial" w:eastAsia="Arial" w:hAnsi="Arial"/>
@@ -1736,7 +1736,7 @@
         </w:rPr>
         <w:t xml:space="preserve">). To view a copy of this license, visit </w:t>
       </w:r>
-      <w:hyperlink w:history="1" r:id="rId9qxiojsdcwmu8sei89pgr">
+      <w:hyperlink w:history="1" r:id="rIdtulusjljhpxdfw7sgcjph">
         <w:r>
           <w:rPr>
             <w:rFonts w:ascii="Arial" w:cs="Arial" w:eastAsia="Arial" w:hAnsi="Arial"/>

--- a/data/outputs/v2/Core_Mathematics/SS1.2_Indices_and_Logarithms/Core_Mathematics_Indices_and_Logarithms_FinalExplanation_TeacherKey.docx
+++ b/data/outputs/v2/Core_Mathematics/SS1.2_Indices_and_Logarithms/Core_Mathematics_Indices_and_Logarithms_FinalExplanation_TeacherKey.docx
@@ -1696,7 +1696,7 @@
         </w:rPr>
         <w:t xml:space="preserve">© 2026 SeaVuria and ARES. This work is licensed under a </w:t>
       </w:r>
-      <w:hyperlink w:history="1" r:id="rIdei4_qbwqvbrtb79ea_dvy">
+      <w:hyperlink w:history="1" r:id="rIdl1baifb5qmirb6u_cgzmq">
         <w:r>
           <w:rPr>
             <w:rFonts w:ascii="Arial" w:cs="Arial" w:eastAsia="Arial" w:hAnsi="Arial"/>
@@ -1716,7 +1716,7 @@
         </w:rPr>
         <w:t xml:space="preserve"> (</w:t>
       </w:r>
-      <w:hyperlink w:history="1" r:id="rIdduauscuox7rsfbuedbkw8">
+      <w:hyperlink w:history="1" r:id="rId6yjn6zfp1hcj_5z8bnzmd">
         <w:r>
           <w:rPr>
             <w:rFonts w:ascii="Arial" w:cs="Arial" w:eastAsia="Arial" w:hAnsi="Arial"/>
@@ -1736,7 +1736,7 @@
         </w:rPr>
         <w:t xml:space="preserve">). To view a copy of this license, visit </w:t>
       </w:r>
-      <w:hyperlink w:history="1" r:id="rIdtulusjljhpxdfw7sgcjph">
+      <w:hyperlink w:history="1" r:id="rIdjedcpiqoreqfvx0be7gkl">
         <w:r>
           <w:rPr>
             <w:rFonts w:ascii="Arial" w:cs="Arial" w:eastAsia="Arial" w:hAnsi="Arial"/>

--- a/data/outputs/v2/Core_Mathematics/SS1.2_Indices_and_Logarithms/Core_Mathematics_Indices_and_Logarithms_FinalExplanation_TeacherKey.docx
+++ b/data/outputs/v2/Core_Mathematics/SS1.2_Indices_and_Logarithms/Core_Mathematics_Indices_and_Logarithms_FinalExplanation_TeacherKey.docx
@@ -1696,7 +1696,7 @@
         </w:rPr>
         <w:t xml:space="preserve">© 2026 SeaVuria and ARES. This work is licensed under a </w:t>
       </w:r>
-      <w:hyperlink w:history="1" r:id="rIdl1baifb5qmirb6u_cgzmq">
+      <w:hyperlink w:history="1" r:id="rIdw9xsv1oieobsaref6luvm">
         <w:r>
           <w:rPr>
             <w:rFonts w:ascii="Arial" w:cs="Arial" w:eastAsia="Arial" w:hAnsi="Arial"/>
@@ -1716,7 +1716,7 @@
         </w:rPr>
         <w:t xml:space="preserve"> (</w:t>
       </w:r>
-      <w:hyperlink w:history="1" r:id="rId6yjn6zfp1hcj_5z8bnzmd">
+      <w:hyperlink w:history="1" r:id="rIdlakopuu9cxzjsdl6vozec">
         <w:r>
           <w:rPr>
             <w:rFonts w:ascii="Arial" w:cs="Arial" w:eastAsia="Arial" w:hAnsi="Arial"/>
@@ -1736,7 +1736,7 @@
         </w:rPr>
         <w:t xml:space="preserve">). To view a copy of this license, visit </w:t>
       </w:r>
-      <w:hyperlink w:history="1" r:id="rIdjedcpiqoreqfvx0be7gkl">
+      <w:hyperlink w:history="1" r:id="rId-ix6tttxolczyr8addsih">
         <w:r>
           <w:rPr>
             <w:rFonts w:ascii="Arial" w:cs="Arial" w:eastAsia="Arial" w:hAnsi="Arial"/>

--- a/data/outputs/v2/Core_Mathematics/SS1.2_Indices_and_Logarithms/Core_Mathematics_Indices_and_Logarithms_FinalExplanation_TeacherKey.docx
+++ b/data/outputs/v2/Core_Mathematics/SS1.2_Indices_and_Logarithms/Core_Mathematics_Indices_and_Logarithms_FinalExplanation_TeacherKey.docx
@@ -1696,7 +1696,7 @@
         </w:rPr>
         <w:t xml:space="preserve">© 2026 SeaVuria and ARES. This work is licensed under a </w:t>
       </w:r>
-      <w:hyperlink w:history="1" r:id="rIdw9xsv1oieobsaref6luvm">
+      <w:hyperlink w:history="1" r:id="rIdg_zt1m-n1524gifblwelv">
         <w:r>
           <w:rPr>
             <w:rFonts w:ascii="Arial" w:cs="Arial" w:eastAsia="Arial" w:hAnsi="Arial"/>
@@ -1716,7 +1716,7 @@
         </w:rPr>
         <w:t xml:space="preserve"> (</w:t>
       </w:r>
-      <w:hyperlink w:history="1" r:id="rIdlakopuu9cxzjsdl6vozec">
+      <w:hyperlink w:history="1" r:id="rId6vrhf77538eqvolp52aqd">
         <w:r>
           <w:rPr>
             <w:rFonts w:ascii="Arial" w:cs="Arial" w:eastAsia="Arial" w:hAnsi="Arial"/>
@@ -1736,7 +1736,7 @@
         </w:rPr>
         <w:t xml:space="preserve">). To view a copy of this license, visit </w:t>
       </w:r>
-      <w:hyperlink w:history="1" r:id="rId-ix6tttxolczyr8addsih">
+      <w:hyperlink w:history="1" r:id="rIdtrglukqq94woiilo0fug3">
         <w:r>
           <w:rPr>
             <w:rFonts w:ascii="Arial" w:cs="Arial" w:eastAsia="Arial" w:hAnsi="Arial"/>

--- a/data/outputs/v2/Core_Mathematics/SS1.2_Indices_and_Logarithms/Core_Mathematics_Indices_and_Logarithms_FinalExplanation_TeacherKey.docx
+++ b/data/outputs/v2/Core_Mathematics/SS1.2_Indices_and_Logarithms/Core_Mathematics_Indices_and_Logarithms_FinalExplanation_TeacherKey.docx
@@ -4,6 +4,7 @@
   <w:body>
     <w:p>
       <w:pPr>
+        <w:keepNext w:val="false"/>
         <w:spacing w:after="30" w:before="0"/>
         <w:jc w:val="center"/>
       </w:pPr>
@@ -23,6 +24,7 @@
     </w:p>
     <w:p>
       <w:pPr>
+        <w:keepNext w:val="false"/>
         <w:spacing w:after="60" w:before="0"/>
         <w:jc w:val="center"/>
       </w:pPr>
@@ -81,6 +83,7 @@
           </w:tcPr>
           <w:p>
             <w:pPr>
+              <w:keepNext w:val="false"/>
               <w:spacing w:after="40" w:before="0"/>
               <w:jc w:val="center"/>
             </w:pPr>
@@ -116,6 +119,7 @@
           </w:tcPr>
           <w:p>
             <w:pPr>
+              <w:keepNext w:val="false"/>
               <w:spacing w:after="40" w:before="0"/>
               <w:jc w:val="center"/>
             </w:pPr>
@@ -176,6 +180,7 @@
           </w:tcPr>
           <w:p>
             <w:pPr>
+              <w:keepNext w:val="false"/>
               <w:spacing w:after="40" w:before="0"/>
               <w:jc w:val="center"/>
             </w:pPr>
@@ -210,6 +215,7 @@
           </w:tcPr>
           <w:p>
             <w:pPr>
+              <w:keepNext w:val="false"/>
               <w:spacing w:after="40" w:before="0"/>
               <w:jc w:val="left"/>
             </w:pPr>
@@ -271,6 +277,7 @@
           </w:tcPr>
           <w:p>
             <w:pPr>
+              <w:keepNext/>
               <w:spacing w:after="40" w:before="0"/>
               <w:jc w:val="center"/>
             </w:pPr>
@@ -305,6 +312,7 @@
           </w:tcPr>
           <w:p>
             <w:pPr>
+              <w:keepNext w:val="false"/>
               <w:spacing w:after="40" w:before="0"/>
               <w:jc w:val="left"/>
             </w:pPr>
@@ -337,6 +345,7 @@
           </w:tcPr>
           <w:p>
             <w:pPr>
+              <w:keepNext w:val="false"/>
               <w:spacing w:after="40" w:before="0"/>
               <w:jc w:val="left"/>
             </w:pPr>
@@ -398,6 +407,7 @@
           </w:tcPr>
           <w:p>
             <w:pPr>
+              <w:keepNext/>
               <w:spacing w:after="40" w:before="0"/>
               <w:jc w:val="center"/>
             </w:pPr>
@@ -432,6 +442,7 @@
           </w:tcPr>
           <w:p>
             <w:pPr>
+              <w:keepNext w:val="false"/>
               <w:spacing w:after="40" w:before="0"/>
               <w:jc w:val="left"/>
             </w:pPr>
@@ -464,6 +475,7 @@
           </w:tcPr>
           <w:p>
             <w:pPr>
+              <w:keepNext w:val="false"/>
               <w:spacing w:after="40" w:before="0"/>
               <w:jc w:val="left"/>
             </w:pPr>
@@ -525,6 +537,7 @@
           </w:tcPr>
           <w:p>
             <w:pPr>
+              <w:keepNext/>
               <w:spacing w:after="40" w:before="0"/>
               <w:jc w:val="center"/>
             </w:pPr>
@@ -559,6 +572,7 @@
           </w:tcPr>
           <w:p>
             <w:pPr>
+              <w:keepNext w:val="false"/>
               <w:spacing w:after="40" w:before="0"/>
               <w:jc w:val="left"/>
             </w:pPr>
@@ -591,6 +605,7 @@
           </w:tcPr>
           <w:p>
             <w:pPr>
+              <w:keepNext w:val="false"/>
               <w:spacing w:after="40" w:before="0"/>
               <w:jc w:val="left"/>
             </w:pPr>
@@ -652,6 +667,7 @@
           </w:tcPr>
           <w:p>
             <w:pPr>
+              <w:keepNext/>
               <w:spacing w:after="40" w:before="0"/>
               <w:jc w:val="center"/>
             </w:pPr>
@@ -686,6 +702,7 @@
           </w:tcPr>
           <w:p>
             <w:pPr>
+              <w:keepNext w:val="false"/>
               <w:spacing w:after="40" w:before="0"/>
               <w:jc w:val="left"/>
             </w:pPr>
@@ -718,6 +735,7 @@
           </w:tcPr>
           <w:p>
             <w:pPr>
+              <w:keepNext w:val="false"/>
               <w:spacing w:after="40" w:before="0"/>
               <w:jc w:val="left"/>
             </w:pPr>
@@ -779,6 +797,7 @@
           </w:tcPr>
           <w:p>
             <w:pPr>
+              <w:keepNext/>
               <w:spacing w:after="40" w:before="0"/>
               <w:jc w:val="center"/>
             </w:pPr>
@@ -813,6 +832,7 @@
           </w:tcPr>
           <w:p>
             <w:pPr>
+              <w:keepNext w:val="false"/>
               <w:spacing w:after="40" w:before="0"/>
               <w:jc w:val="left"/>
             </w:pPr>
@@ -845,6 +865,7 @@
           </w:tcPr>
           <w:p>
             <w:pPr>
+              <w:keepNext w:val="false"/>
               <w:spacing w:after="40" w:before="0"/>
               <w:jc w:val="left"/>
             </w:pPr>
@@ -908,6 +929,7 @@
           </w:tcPr>
           <w:p>
             <w:pPr>
+              <w:keepNext w:val="false"/>
               <w:spacing w:after="40" w:before="0"/>
               <w:jc w:val="center"/>
             </w:pPr>
@@ -942,6 +964,7 @@
           </w:tcPr>
           <w:p>
             <w:pPr>
+              <w:keepNext w:val="false"/>
               <w:spacing w:after="40" w:before="0"/>
               <w:jc w:val="left"/>
             </w:pPr>
@@ -974,6 +997,7 @@
           </w:tcPr>
           <w:p>
             <w:pPr>
+              <w:keepNext w:val="false"/>
               <w:spacing w:after="40" w:before="0"/>
               <w:jc w:val="left"/>
             </w:pPr>
@@ -1006,6 +1030,7 @@
           </w:tcPr>
           <w:p>
             <w:pPr>
+              <w:keepNext w:val="false"/>
               <w:spacing w:after="40" w:before="0"/>
               <w:jc w:val="left"/>
             </w:pPr>
@@ -1038,6 +1063,7 @@
           </w:tcPr>
           <w:p>
             <w:pPr>
+              <w:keepNext w:val="false"/>
               <w:spacing w:after="40" w:before="0"/>
               <w:jc w:val="left"/>
             </w:pPr>
@@ -1072,6 +1098,7 @@
           </w:tcPr>
           <w:p>
             <w:pPr>
+              <w:keepNext w:val="false"/>
               <w:spacing w:after="40" w:before="0"/>
               <w:jc w:val="left"/>
             </w:pPr>
@@ -1104,6 +1131,7 @@
           </w:tcPr>
           <w:p>
             <w:pPr>
+              <w:keepNext w:val="false"/>
               <w:spacing w:after="40" w:before="0"/>
               <w:jc w:val="left"/>
             </w:pPr>
@@ -1136,6 +1164,7 @@
           </w:tcPr>
           <w:p>
             <w:pPr>
+              <w:keepNext w:val="false"/>
               <w:spacing w:after="40" w:before="0"/>
               <w:jc w:val="left"/>
             </w:pPr>
@@ -1168,6 +1197,7 @@
           </w:tcPr>
           <w:p>
             <w:pPr>
+              <w:keepNext w:val="false"/>
               <w:spacing w:after="40" w:before="0"/>
               <w:jc w:val="left"/>
             </w:pPr>
@@ -1202,6 +1232,7 @@
           </w:tcPr>
           <w:p>
             <w:pPr>
+              <w:keepNext w:val="false"/>
               <w:spacing w:after="40" w:before="0"/>
               <w:jc w:val="left"/>
             </w:pPr>
@@ -1234,6 +1265,7 @@
           </w:tcPr>
           <w:p>
             <w:pPr>
+              <w:keepNext w:val="false"/>
               <w:spacing w:after="40" w:before="0"/>
               <w:jc w:val="left"/>
             </w:pPr>
@@ -1266,6 +1298,7 @@
           </w:tcPr>
           <w:p>
             <w:pPr>
+              <w:keepNext w:val="false"/>
               <w:spacing w:after="40" w:before="0"/>
               <w:jc w:val="left"/>
             </w:pPr>
@@ -1298,6 +1331,7 @@
           </w:tcPr>
           <w:p>
             <w:pPr>
+              <w:keepNext w:val="false"/>
               <w:spacing w:after="40" w:before="0"/>
               <w:jc w:val="left"/>
             </w:pPr>
@@ -1332,6 +1366,7 @@
           </w:tcPr>
           <w:p>
             <w:pPr>
+              <w:keepNext w:val="false"/>
               <w:spacing w:after="40" w:before="0"/>
               <w:jc w:val="left"/>
             </w:pPr>
@@ -1364,6 +1399,7 @@
           </w:tcPr>
           <w:p>
             <w:pPr>
+              <w:keepNext w:val="false"/>
               <w:spacing w:after="40" w:before="0"/>
               <w:jc w:val="left"/>
             </w:pPr>
@@ -1396,6 +1432,7 @@
           </w:tcPr>
           <w:p>
             <w:pPr>
+              <w:keepNext w:val="false"/>
               <w:spacing w:after="40" w:before="0"/>
               <w:jc w:val="left"/>
             </w:pPr>
@@ -1428,6 +1465,7 @@
           </w:tcPr>
           <w:p>
             <w:pPr>
+              <w:keepNext w:val="false"/>
               <w:spacing w:after="40" w:before="0"/>
               <w:jc w:val="left"/>
             </w:pPr>
@@ -1462,6 +1500,7 @@
           </w:tcPr>
           <w:p>
             <w:pPr>
+              <w:keepNext w:val="false"/>
               <w:spacing w:after="40" w:before="0"/>
               <w:jc w:val="left"/>
             </w:pPr>
@@ -1494,6 +1533,7 @@
           </w:tcPr>
           <w:p>
             <w:pPr>
+              <w:keepNext w:val="false"/>
               <w:spacing w:after="40" w:before="0"/>
               <w:jc w:val="left"/>
             </w:pPr>
@@ -1526,6 +1566,7 @@
           </w:tcPr>
           <w:p>
             <w:pPr>
+              <w:keepNext w:val="false"/>
               <w:spacing w:after="40" w:before="0"/>
               <w:jc w:val="left"/>
             </w:pPr>
@@ -1558,6 +1599,7 @@
           </w:tcPr>
           <w:p>
             <w:pPr>
+              <w:keepNext w:val="false"/>
               <w:spacing w:after="40" w:before="0"/>
               <w:jc w:val="left"/>
             </w:pPr>
@@ -1696,7 +1738,7 @@
         </w:rPr>
         <w:t xml:space="preserve">© 2026 SeaVuria and ARES. This work is licensed under a </w:t>
       </w:r>
-      <w:hyperlink w:history="1" r:id="rIdg_zt1m-n1524gifblwelv">
+      <w:hyperlink w:history="1" r:id="rIdmxalz1sanobjjwntubp2f">
         <w:r>
           <w:rPr>
             <w:rFonts w:ascii="Arial" w:cs="Arial" w:eastAsia="Arial" w:hAnsi="Arial"/>
@@ -1716,7 +1758,7 @@
         </w:rPr>
         <w:t xml:space="preserve"> (</w:t>
       </w:r>
-      <w:hyperlink w:history="1" r:id="rId6vrhf77538eqvolp52aqd">
+      <w:hyperlink w:history="1" r:id="rIdp7kgvsj3myek_5fep8rja">
         <w:r>
           <w:rPr>
             <w:rFonts w:ascii="Arial" w:cs="Arial" w:eastAsia="Arial" w:hAnsi="Arial"/>
@@ -1736,7 +1778,7 @@
         </w:rPr>
         <w:t xml:space="preserve">). To view a copy of this license, visit </w:t>
       </w:r>
-      <w:hyperlink w:history="1" r:id="rIdtrglukqq94woiilo0fug3">
+      <w:hyperlink w:history="1" r:id="rIdvd9u-yhl0oj03c8wcyq-l">
         <w:r>
           <w:rPr>
             <w:rFonts w:ascii="Arial" w:cs="Arial" w:eastAsia="Arial" w:hAnsi="Arial"/>

--- a/data/outputs/v2/Core_Mathematics/SS1.2_Indices_and_Logarithms/Core_Mathematics_Indices_and_Logarithms_FinalExplanation_TeacherKey.docx
+++ b/data/outputs/v2/Core_Mathematics/SS1.2_Indices_and_Logarithms/Core_Mathematics_Indices_and_Logarithms_FinalExplanation_TeacherKey.docx
@@ -1738,7 +1738,7 @@
         </w:rPr>
         <w:t xml:space="preserve">© 2026 SeaVuria and ARES. This work is licensed under a </w:t>
       </w:r>
-      <w:hyperlink w:history="1" r:id="rIdmxalz1sanobjjwntubp2f">
+      <w:hyperlink w:history="1" r:id="rIdu7hb1p6msolsb0j8dbzj9">
         <w:r>
           <w:rPr>
             <w:rFonts w:ascii="Arial" w:cs="Arial" w:eastAsia="Arial" w:hAnsi="Arial"/>
@@ -1758,7 +1758,7 @@
         </w:rPr>
         <w:t xml:space="preserve"> (</w:t>
       </w:r>
-      <w:hyperlink w:history="1" r:id="rIdp7kgvsj3myek_5fep8rja">
+      <w:hyperlink w:history="1" r:id="rId0tqyimfxi02diwgtdn7oz">
         <w:r>
           <w:rPr>
             <w:rFonts w:ascii="Arial" w:cs="Arial" w:eastAsia="Arial" w:hAnsi="Arial"/>
@@ -1778,7 +1778,7 @@
         </w:rPr>
         <w:t xml:space="preserve">). To view a copy of this license, visit </w:t>
       </w:r>
-      <w:hyperlink w:history="1" r:id="rIdvd9u-yhl0oj03c8wcyq-l">
+      <w:hyperlink w:history="1" r:id="rIdyd5hpvtw99ip40xv3wkg_">
         <w:r>
           <w:rPr>
             <w:rFonts w:ascii="Arial" w:cs="Arial" w:eastAsia="Arial" w:hAnsi="Arial"/>
